--- a/apps/reports/templates_assets/Modelo-WISC4.docx
+++ b/apps/reports/templates_assets/Modelo-WISC4.docx
@@ -14018,18 +14018,6 @@
         <w:ind w:firstLine="567"/>
       </w:pPr>
     </w:p>
-    <w:p>
-      <w:pPr>
-        <w:pStyle w:val="NormalWeb"/>
-        <w:ind w:firstLine="567"/>
-      </w:pPr>
-    </w:p>
-    <w:p>
-      <w:pPr>
-        <w:pStyle w:val="NormalWeb"/>
-        <w:ind w:firstLine="567"/>
-      </w:pPr>
-    </w:p>
     <w:tbl>
       <w:tblPr>
         <w:tblStyle w:val="Tabelacomgrade"/>
@@ -14052,29 +14040,7 @@
           </w:tcPr>
           <w:p>
             <w:pPr>
-              <w:spacing w:after="0" w:line="276" w:lineRule="auto"/>
-              <w:jc w:val="center"/>
-              <w:rPr>
-                <w:rFonts w:cs="Times New Roman"/>
-                <w:sz w:val="20"/>
-                <w:szCs w:val="20"/>
-              </w:rPr>
-            </w:pPr>
-          </w:p>
-          <w:p>
-            <w:pPr>
-              <w:spacing w:after="0" w:line="276" w:lineRule="auto"/>
-              <w:jc w:val="center"/>
-              <w:rPr>
-                <w:rFonts w:cs="Times New Roman"/>
-                <w:sz w:val="20"/>
-                <w:szCs w:val="20"/>
-              </w:rPr>
-            </w:pPr>
-          </w:p>
-          <w:p>
-            <w:pPr>
-              <w:spacing w:after="0" w:line="276" w:lineRule="auto"/>
+              <w:spacing w:after="0"/>
               <w:jc w:val="center"/>
               <w:rPr>
                 <w:rFonts w:cs="Times New Roman"/>
@@ -14109,7 +14075,7 @@
           </w:tcPr>
           <w:p>
             <w:pPr>
-              <w:spacing w:after="0" w:line="276" w:lineRule="auto"/>
+              <w:spacing w:after="0"/>
               <w:rPr>
                 <w:rFonts w:cs="Times New Roman"/>
                 <w:sz w:val="20"/>
@@ -14133,7 +14099,7 @@
           </w:tcPr>
           <w:p>
             <w:pPr>
-              <w:spacing w:after="0" w:line="276" w:lineRule="auto"/>
+              <w:spacing w:after="0"/>
               <w:rPr>
                 <w:rFonts w:cs="Times New Roman"/>
                 <w:sz w:val="20"/>
@@ -14157,7 +14123,7 @@
           </w:tcPr>
           <w:p>
             <w:pPr>
-              <w:spacing w:after="0" w:line="276" w:lineRule="auto"/>
+              <w:spacing w:after="0"/>
               <w:rPr>
                 <w:rFonts w:cs="Times New Roman"/>
                 <w:sz w:val="20"/>
@@ -14181,7 +14147,7 @@
           </w:tcPr>
           <w:p>
             <w:pPr>
-              <w:spacing w:after="0" w:line="276" w:lineRule="auto"/>
+              <w:spacing w:after="0"/>
               <w:rPr>
                 <w:rFonts w:cs="Times New Roman"/>
                 <w:sz w:val="20"/>
@@ -14205,7 +14171,7 @@
           </w:tcPr>
           <w:p>
             <w:pPr>
-              <w:spacing w:after="0" w:line="276" w:lineRule="auto"/>
+              <w:spacing w:after="0"/>
               <w:rPr>
                 <w:rFonts w:cs="Times New Roman"/>
                 <w:sz w:val="20"/>
@@ -14230,7 +14196,7 @@
           </w:tcPr>
           <w:p>
             <w:pPr>
-              <w:spacing w:after="0" w:line="276" w:lineRule="auto"/>
+              <w:spacing w:after="0"/>
               <w:rPr>
                 <w:rFonts w:cs="Times New Roman"/>
                 <w:sz w:val="20"/>
@@ -14254,7 +14220,7 @@
           </w:tcPr>
           <w:p>
             <w:pPr>
-              <w:spacing w:after="0" w:line="276" w:lineRule="auto"/>
+              <w:spacing w:after="0"/>
               <w:rPr>
                 <w:rFonts w:cs="Times New Roman"/>
                 <w:sz w:val="20"/>
@@ -14278,7 +14244,7 @@
           </w:tcPr>
           <w:p>
             <w:pPr>
-              <w:spacing w:after="0" w:line="276" w:lineRule="auto"/>
+              <w:spacing w:after="0"/>
               <w:rPr>
                 <w:rFonts w:cs="Times New Roman"/>
                 <w:sz w:val="20"/>
@@ -14302,7 +14268,7 @@
           </w:tcPr>
           <w:p>
             <w:pPr>
-              <w:spacing w:after="0" w:line="276" w:lineRule="auto"/>
+              <w:spacing w:after="0"/>
               <w:rPr>
                 <w:rFonts w:cs="Times New Roman"/>
                 <w:sz w:val="20"/>
@@ -14326,7 +14292,7 @@
           </w:tcPr>
           <w:p>
             <w:pPr>
-              <w:spacing w:after="0" w:line="276" w:lineRule="auto"/>
+              <w:spacing w:after="0"/>
               <w:rPr>
                 <w:rFonts w:cs="Times New Roman"/>
                 <w:sz w:val="20"/>
@@ -14351,7 +14317,7 @@
           </w:tcPr>
           <w:p>
             <w:pPr>
-              <w:spacing w:after="0" w:line="276" w:lineRule="auto"/>
+              <w:spacing w:after="0"/>
               <w:rPr>
                 <w:rFonts w:cs="Times New Roman"/>
                 <w:sz w:val="20"/>
@@ -14375,7 +14341,7 @@
           </w:tcPr>
           <w:p>
             <w:pPr>
-              <w:spacing w:after="0" w:line="276" w:lineRule="auto"/>
+              <w:spacing w:after="0"/>
               <w:rPr>
                 <w:rFonts w:cs="Times New Roman"/>
                 <w:sz w:val="20"/>
@@ -14399,7 +14365,7 @@
           </w:tcPr>
           <w:p>
             <w:pPr>
-              <w:spacing w:after="0" w:line="276" w:lineRule="auto"/>
+              <w:spacing w:after="0"/>
               <w:rPr>
                 <w:rFonts w:cs="Times New Roman"/>
                 <w:sz w:val="20"/>
@@ -14423,7 +14389,7 @@
           </w:tcPr>
           <w:p>
             <w:pPr>
-              <w:spacing w:after="0" w:line="276" w:lineRule="auto"/>
+              <w:spacing w:after="0"/>
               <w:rPr>
                 <w:rFonts w:cs="Times New Roman"/>
                 <w:sz w:val="20"/>
@@ -14447,7 +14413,7 @@
           </w:tcPr>
           <w:p>
             <w:pPr>
-              <w:spacing w:after="0" w:line="276" w:lineRule="auto"/>
+              <w:spacing w:after="0"/>
               <w:rPr>
                 <w:rFonts w:cs="Times New Roman"/>
                 <w:sz w:val="20"/>
@@ -14472,7 +14438,7 @@
           </w:tcPr>
           <w:p>
             <w:pPr>
-              <w:spacing w:after="0" w:line="276" w:lineRule="auto"/>
+              <w:spacing w:after="0"/>
               <w:rPr>
                 <w:rFonts w:cs="Times New Roman"/>
                 <w:sz w:val="20"/>
@@ -14496,7 +14462,7 @@
           </w:tcPr>
           <w:p>
             <w:pPr>
-              <w:spacing w:after="0" w:line="276" w:lineRule="auto"/>
+              <w:spacing w:after="0"/>
               <w:rPr>
                 <w:rFonts w:cs="Times New Roman"/>
                 <w:sz w:val="20"/>
@@ -14520,7 +14486,7 @@
           </w:tcPr>
           <w:p>
             <w:pPr>
-              <w:spacing w:after="0" w:line="276" w:lineRule="auto"/>
+              <w:spacing w:after="0"/>
               <w:rPr>
                 <w:rFonts w:cs="Times New Roman"/>
                 <w:sz w:val="20"/>
@@ -14544,7 +14510,7 @@
           </w:tcPr>
           <w:p>
             <w:pPr>
-              <w:spacing w:after="0" w:line="276" w:lineRule="auto"/>
+              <w:spacing w:after="0"/>
               <w:rPr>
                 <w:rFonts w:cs="Times New Roman"/>
                 <w:sz w:val="20"/>
@@ -14568,7 +14534,7 @@
           </w:tcPr>
           <w:p>
             <w:pPr>
-              <w:spacing w:after="0" w:line="276" w:lineRule="auto"/>
+              <w:spacing w:after="0"/>
               <w:rPr>
                 <w:rFonts w:cs="Times New Roman"/>
                 <w:sz w:val="20"/>
@@ -14593,7 +14559,7 @@
           </w:tcPr>
           <w:p>
             <w:pPr>
-              <w:spacing w:after="0" w:line="276" w:lineRule="auto"/>
+              <w:spacing w:after="0"/>
               <w:rPr>
                 <w:rFonts w:cs="Times New Roman"/>
                 <w:sz w:val="20"/>
@@ -14617,7 +14583,7 @@
           </w:tcPr>
           <w:p>
             <w:pPr>
-              <w:spacing w:after="0" w:line="276" w:lineRule="auto"/>
+              <w:spacing w:after="0"/>
               <w:rPr>
                 <w:rFonts w:cs="Times New Roman"/>
                 <w:sz w:val="20"/>
@@ -14641,7 +14607,7 @@
           </w:tcPr>
           <w:p>
             <w:pPr>
-              <w:spacing w:after="0" w:line="276" w:lineRule="auto"/>
+              <w:spacing w:after="0"/>
               <w:rPr>
                 <w:rFonts w:cs="Times New Roman"/>
                 <w:sz w:val="20"/>
@@ -14665,7 +14631,7 @@
           </w:tcPr>
           <w:p>
             <w:pPr>
-              <w:spacing w:after="0" w:line="276" w:lineRule="auto"/>
+              <w:spacing w:after="0"/>
               <w:rPr>
                 <w:rFonts w:cs="Times New Roman"/>
                 <w:sz w:val="20"/>
@@ -14689,7 +14655,7 @@
           </w:tcPr>
           <w:p>
             <w:pPr>
-              <w:spacing w:after="0" w:line="276" w:lineRule="auto"/>
+              <w:spacing w:after="0"/>
               <w:rPr>
                 <w:rFonts w:cs="Times New Roman"/>
                 <w:sz w:val="20"/>
@@ -14714,7 +14680,7 @@
           </w:tcPr>
           <w:p>
             <w:pPr>
-              <w:spacing w:after="0" w:line="276" w:lineRule="auto"/>
+              <w:spacing w:after="0"/>
               <w:rPr>
                 <w:rFonts w:cs="Times New Roman"/>
                 <w:sz w:val="20"/>
@@ -14738,7 +14704,7 @@
           </w:tcPr>
           <w:p>
             <w:pPr>
-              <w:spacing w:after="0" w:line="276" w:lineRule="auto"/>
+              <w:spacing w:after="0"/>
               <w:rPr>
                 <w:rFonts w:cs="Times New Roman"/>
                 <w:sz w:val="20"/>
@@ -14762,7 +14728,7 @@
           </w:tcPr>
           <w:p>
             <w:pPr>
-              <w:spacing w:after="0" w:line="276" w:lineRule="auto"/>
+              <w:spacing w:after="0"/>
               <w:rPr>
                 <w:rFonts w:cs="Times New Roman"/>
                 <w:sz w:val="20"/>
@@ -14786,7 +14752,7 @@
           </w:tcPr>
           <w:p>
             <w:pPr>
-              <w:spacing w:after="0" w:line="276" w:lineRule="auto"/>
+              <w:spacing w:after="0"/>
               <w:rPr>
                 <w:rFonts w:cs="Times New Roman"/>
                 <w:sz w:val="20"/>
@@ -14810,7 +14776,7 @@
           </w:tcPr>
           <w:p>
             <w:pPr>
-              <w:spacing w:after="0" w:line="276" w:lineRule="auto"/>
+              <w:spacing w:after="0"/>
               <w:rPr>
                 <w:rFonts w:cs="Times New Roman"/>
                 <w:sz w:val="20"/>
@@ -14835,7 +14801,7 @@
           </w:tcPr>
           <w:p>
             <w:pPr>
-              <w:spacing w:after="0" w:line="276" w:lineRule="auto"/>
+              <w:spacing w:after="0"/>
               <w:rPr>
                 <w:rFonts w:cs="Times New Roman"/>
                 <w:b/>
@@ -14863,7 +14829,7 @@
           </w:tcPr>
           <w:p>
             <w:pPr>
-              <w:spacing w:after="0" w:line="276" w:lineRule="auto"/>
+              <w:spacing w:after="0"/>
               <w:rPr>
                 <w:rFonts w:cs="Times New Roman"/>
                 <w:sz w:val="20"/>
@@ -14889,7 +14855,7 @@
           </w:tcPr>
           <w:p>
             <w:pPr>
-              <w:spacing w:after="0" w:line="276" w:lineRule="auto"/>
+              <w:spacing w:after="0"/>
               <w:rPr>
                 <w:rFonts w:cs="Times New Roman"/>
                 <w:sz w:val="20"/>
@@ -14913,7 +14879,7 @@
           </w:tcPr>
           <w:p>
             <w:pPr>
-              <w:spacing w:after="0" w:line="276" w:lineRule="auto"/>
+              <w:spacing w:after="0"/>
               <w:rPr>
                 <w:rFonts w:cs="Times New Roman"/>
                 <w:sz w:val="20"/>
@@ -14938,7 +14904,7 @@
           <w:p>
             <w:pPr>
               <w:keepNext/>
-              <w:spacing w:after="0" w:line="276" w:lineRule="auto"/>
+              <w:spacing w:after="0"/>
               <w:rPr>
                 <w:rFonts w:cs="Times New Roman"/>
                 <w:b/>
@@ -14969,6 +14935,7 @@
         </w:rPr>
       </w:pPr>
     </w:p>
+    <w:p/>
     <w:tbl>
       <w:tblPr>
         <w:tblStyle w:val="Tabelacomgrade"/>
@@ -16288,6 +16255,8 @@
         <w:t>do autorrelato</w:t>
       </w:r>
     </w:p>
+    <w:p/>
+    <w:p/>
     <w:p>
       <w:pPr>
         <w:pStyle w:val="Ttulo1"/>
@@ -16299,22 +16268,9 @@
         <w:rPr>
           <w:lang w:eastAsia="pt-BR"/>
         </w:rPr>
+        <w:lastRenderedPageBreak/>
         <w:t xml:space="preserve">epq-j </w:t>
       </w:r>
-    </w:p>
-    <w:p>
-      <w:pPr>
-        <w:rPr>
-          <w:lang w:eastAsia="pt-BR"/>
-        </w:rPr>
-      </w:pPr>
-    </w:p>
-    <w:p>
-      <w:pPr>
-        <w:rPr>
-          <w:lang w:eastAsia="pt-BR"/>
-        </w:rPr>
-      </w:pPr>
     </w:p>
     <w:tbl>
       <w:tblPr>
@@ -16356,7 +16312,6 @@
                 <w:sz w:val="20"/>
                 <w:szCs w:val="20"/>
               </w:rPr>
-              <w:lastRenderedPageBreak/>
               <w:t xml:space="preserve">EPQ-J - Inventário de Personalidade de </w:t>
             </w:r>
             <w:proofErr w:type="spellStart"/>
@@ -17147,6 +17102,22 @@
     </w:p>
     <w:p>
       <w:pPr>
+        <w:ind w:firstLine="567"/>
+        <w:rPr>
+          <w:lang w:eastAsia="pt-BR"/>
+        </w:rPr>
+      </w:pPr>
+    </w:p>
+    <w:p>
+      <w:pPr>
+        <w:ind w:firstLine="567"/>
+        <w:rPr>
+          <w:lang w:eastAsia="pt-BR"/>
+        </w:rPr>
+      </w:pPr>
+    </w:p>
+    <w:p>
+      <w:pPr>
         <w:rPr>
           <w:b/>
           <w:bCs/>
@@ -17159,6 +17130,7 @@
           <w:bCs/>
           <w:lang w:eastAsia="pt-BR"/>
         </w:rPr>
+        <w:lastRenderedPageBreak/>
         <w:t>Sinceridade (S)</w:t>
       </w:r>
     </w:p>
@@ -17173,14 +17145,7 @@
         <w:rPr>
           <w:lang w:eastAsia="pt-BR"/>
         </w:rPr>
-        <w:t xml:space="preserve">O fator Sinceridade apresentou classificação média (percentil 60), indicando que Maria Clara respondeu ao instrumento de forma globalmente espontânea e confiável, sem evidências </w:t>
-      </w:r>
-      <w:r>
-        <w:rPr>
-          <w:lang w:eastAsia="pt-BR"/>
-        </w:rPr>
-        <w:lastRenderedPageBreak/>
-        <w:t>relevantes de distorção das respostas por desejabilidade social ou negação de dificuldades. Esse resultado confere validade interpretativa aos demais fatores avaliados.</w:t>
+        <w:t>O fator Sinceridade apresentou classificação média (percentil 60), indicando que Maria Clara respondeu ao instrumento de forma globalmente espontânea e confiável, sem evidências relevantes de distorção das respostas por desejabilidade social ou negação de dificuldades. Esse resultado confere validade interpretativa aos demais fatores avaliados.</w:t>
       </w:r>
     </w:p>
     <w:p>
@@ -17324,70 +17289,848 @@
       <w:pPr>
         <w:pStyle w:val="Legenda"/>
         <w:rPr>
-          <w:rFonts w:eastAsia="Times New Roman"/>
           <w:color w:val="auto"/>
+        </w:rPr>
+      </w:pPr>
+      <w:r>
+        <w:rPr>
+          <w:color w:val="auto"/>
+        </w:rPr>
+        <w:lastRenderedPageBreak/>
+        <w:t xml:space="preserve">Gráfico </w:t>
+      </w:r>
+      <w:r>
+        <w:rPr>
+          <w:color w:val="auto"/>
+        </w:rPr>
+        <w:fldChar w:fldCharType="begin"/>
+      </w:r>
+      <w:r>
+        <w:rPr>
+          <w:color w:val="auto"/>
+        </w:rPr>
+        <w:instrText xml:space="preserve"> SEQ Gráfico \* ARABIC </w:instrText>
+      </w:r>
+      <w:r>
+        <w:rPr>
+          <w:color w:val="auto"/>
+        </w:rPr>
+        <w:fldChar w:fldCharType="separate"/>
+      </w:r>
+      <w:r>
+        <w:rPr>
+          <w:noProof/>
+          <w:color w:val="auto"/>
+        </w:rPr>
+        <w:t>8</w:t>
+      </w:r>
+      <w:r>
+        <w:rPr>
+          <w:noProof/>
+          <w:color w:val="auto"/>
+        </w:rPr>
+        <w:fldChar w:fldCharType="end"/>
+      </w:r>
+      <w:r>
+        <w:rPr>
+          <w:color w:val="auto"/>
+        </w:rPr>
+        <w:t xml:space="preserve"> EPQ-J Resultados dos percentis</w:t>
+      </w:r>
+    </w:p>
+    <w:p>
+      <w:pPr>
+        <w:pStyle w:val="Ttulo1"/>
+      </w:pPr>
+      <w:r>
+        <w:t>EBADEP-A</w:t>
+      </w:r>
+    </w:p>
+    <w:p>
+      <w:pPr>
+        <w:ind w:firstLine="567"/>
+        <w:rPr>
+          <w:rFonts w:eastAsia="Times New Roman" w:cs="Times New Roman"/>
           <w:kern w:val="0"/>
+          <w:szCs w:val="24"/>
           <w:lang w:eastAsia="pt-BR"/>
           <w14:ligatures w14:val="none"/>
         </w:rPr>
       </w:pPr>
       <w:r>
         <w:rPr>
-          <w:color w:val="auto"/>
-        </w:rPr>
-        <w:t xml:space="preserve">Gráfico </w:t>
-      </w:r>
-      <w:r>
-        <w:rPr>
-          <w:color w:val="auto"/>
-        </w:rPr>
+          <w:rFonts w:eastAsia="Times New Roman" w:cs="Times New Roman"/>
+          <w:kern w:val="0"/>
+          <w:szCs w:val="24"/>
+          <w:lang w:eastAsia="pt-BR"/>
+          <w14:ligatures w14:val="none"/>
+        </w:rPr>
+        <w:t xml:space="preserve">O </w:t>
+      </w:r>
+      <w:r>
+        <w:rPr>
+          <w:rFonts w:eastAsia="Times New Roman" w:cs="Times New Roman"/>
+          <w:b/>
+          <w:bCs/>
+          <w:kern w:val="0"/>
+          <w:szCs w:val="24"/>
+          <w:lang w:eastAsia="pt-BR"/>
+          <w14:ligatures w14:val="none"/>
+        </w:rPr>
+        <w:t>Inventário de Depressão – Adulto (EBADEP-A)</w:t>
+      </w:r>
+      <w:r>
+        <w:rPr>
+          <w:rFonts w:eastAsia="Times New Roman" w:cs="Times New Roman"/>
+          <w:kern w:val="0"/>
+          <w:szCs w:val="24"/>
+          <w:lang w:eastAsia="pt-BR"/>
+          <w14:ligatures w14:val="none"/>
+        </w:rPr>
+        <w:t xml:space="preserve"> é um instrumento padronizado e validado no contexto psicológico, amplamente utilizado para avaliar a presença e a intensidade de sintomas depressivos em adultos. Ele contempla dimensões cognitivas, afetivas, somáticas e motivacionais da experiência depressiva, possibilitando a identificação de padrões clínicos associados ao humor deprimido, desesperança, anedonia, alterações de sono e apetite, fadiga e dificuldades de concentração (Baptista, 2012). Seu objetivo é quantificar a gravidade dos sintomas depressivos, oferecendo subsídios objetivos para a compreensão do estado emocional d</w:t>
+      </w:r>
+      <w:r>
+        <w:rPr>
+          <w:rFonts w:eastAsia="Times New Roman" w:cs="Times New Roman"/>
+          <w:kern w:val="0"/>
+          <w:szCs w:val="24"/>
+          <w:lang w:eastAsia="pt-BR"/>
+          <w14:ligatures w14:val="none"/>
+        </w:rPr>
+        <w:t>o</w:t>
+      </w:r>
+      <w:r>
+        <w:rPr>
+          <w:rFonts w:eastAsia="Times New Roman" w:cs="Times New Roman"/>
+          <w:kern w:val="0"/>
+          <w:szCs w:val="24"/>
+          <w:lang w:eastAsia="pt-BR"/>
+          <w14:ligatures w14:val="none"/>
+        </w:rPr>
+        <w:t xml:space="preserve"> paciente e para o planejamento de estratégias de intervenção e acompanhamento psicológico</w:t>
+      </w:r>
+      <w:r>
+        <w:rPr>
+          <w:rFonts w:eastAsia="Times New Roman" w:cs="Times New Roman"/>
+          <w:kern w:val="0"/>
+          <w:szCs w:val="24"/>
+          <w:lang w:eastAsia="pt-BR"/>
+          <w14:ligatures w14:val="none"/>
+        </w:rPr>
+        <w:t>.</w:t>
+      </w:r>
+    </w:p>
+    <w:tbl>
+      <w:tblPr>
+        <w:tblStyle w:val="Tabelacomgrade"/>
+        <w:tblW w:w="5000" w:type="pct"/>
+        <w:tblLook w:val="04A0" w:firstRow="1" w:lastRow="0" w:firstColumn="1" w:lastColumn="0" w:noHBand="0" w:noVBand="1"/>
+      </w:tblPr>
+      <w:tblGrid>
+        <w:gridCol w:w="2669"/>
+        <w:gridCol w:w="6675"/>
+      </w:tblGrid>
+      <w:tr>
+        <w:trPr>
+          <w:trHeight w:val="20"/>
+        </w:trPr>
+        <w:tc>
+          <w:tcPr>
+            <w:tcW w:w="5000" w:type="pct"/>
+            <w:gridSpan w:val="2"/>
+            <w:shd w:val="clear" w:color="auto" w:fill="538135" w:themeFill="accent6" w:themeFillShade="BF"/>
+            <w:vAlign w:val="bottom"/>
+          </w:tcPr>
+          <w:p>
+            <w:pPr>
+              <w:spacing w:after="0" w:line="276" w:lineRule="auto"/>
+              <w:jc w:val="center"/>
+              <w:rPr>
+                <w:rFonts w:cs="Times New Roman"/>
+                <w:color w:val="000000"/>
+              </w:rPr>
+            </w:pPr>
+            <w:bookmarkStart w:id="4" w:name="_Hlk190889471"/>
+            <w:r>
+              <w:rPr>
+                <w:rFonts w:cs="Times New Roman"/>
+                <w:color w:val="FFFFFF" w:themeColor="background1"/>
+              </w:rPr>
+              <w:t>EBADEP-A</w:t>
+            </w:r>
+          </w:p>
+        </w:tc>
+      </w:tr>
+      <w:tr>
+        <w:trPr>
+          <w:trHeight w:val="20"/>
+        </w:trPr>
+        <w:tc>
+          <w:tcPr>
+            <w:tcW w:w="1428" w:type="pct"/>
+            <w:shd w:val="clear" w:color="auto" w:fill="A8D08D" w:themeFill="accent6" w:themeFillTint="99"/>
+            <w:vAlign w:val="bottom"/>
+          </w:tcPr>
+          <w:p>
+            <w:pPr>
+              <w:spacing w:after="0" w:line="276" w:lineRule="auto"/>
+              <w:rPr>
+                <w:rFonts w:cs="Times New Roman"/>
+              </w:rPr>
+            </w:pPr>
+            <w:r>
+              <w:rPr>
+                <w:rFonts w:cs="Times New Roman"/>
+                <w:color w:val="000000"/>
+              </w:rPr>
+              <w:t>Escore TOTAL</w:t>
+            </w:r>
+          </w:p>
+        </w:tc>
+        <w:tc>
+          <w:tcPr>
+            <w:tcW w:w="3572" w:type="pct"/>
+            <w:vAlign w:val="bottom"/>
+          </w:tcPr>
+          <w:p>
+            <w:pPr>
+              <w:spacing w:after="0" w:line="276" w:lineRule="auto"/>
+              <w:rPr>
+                <w:rFonts w:cs="Times New Roman"/>
+              </w:rPr>
+            </w:pPr>
+            <w:r>
+              <w:rPr>
+                <w:rFonts w:cs="Times New Roman"/>
+              </w:rPr>
+              <w:t>59</w:t>
+            </w:r>
+          </w:p>
+        </w:tc>
+      </w:tr>
+      <w:tr>
+        <w:trPr>
+          <w:trHeight w:val="20"/>
+        </w:trPr>
+        <w:tc>
+          <w:tcPr>
+            <w:tcW w:w="1428" w:type="pct"/>
+            <w:shd w:val="clear" w:color="auto" w:fill="A8D08D" w:themeFill="accent6" w:themeFillTint="99"/>
+            <w:vAlign w:val="center"/>
+          </w:tcPr>
+          <w:p>
+            <w:pPr>
+              <w:spacing w:after="0" w:line="276" w:lineRule="auto"/>
+              <w:rPr>
+                <w:rFonts w:cs="Times New Roman"/>
+              </w:rPr>
+            </w:pPr>
+            <w:r>
+              <w:rPr>
+                <w:rFonts w:cs="Times New Roman"/>
+                <w:color w:val="000000"/>
+              </w:rPr>
+              <w:t>PERCENTIL</w:t>
+            </w:r>
+          </w:p>
+        </w:tc>
+        <w:tc>
+          <w:tcPr>
+            <w:tcW w:w="3572" w:type="pct"/>
+            <w:vAlign w:val="center"/>
+          </w:tcPr>
+          <w:p>
+            <w:pPr>
+              <w:spacing w:after="0" w:line="276" w:lineRule="auto"/>
+              <w:rPr>
+                <w:rFonts w:cs="Times New Roman"/>
+              </w:rPr>
+            </w:pPr>
+            <w:r>
+              <w:rPr>
+                <w:rFonts w:cs="Times New Roman"/>
+              </w:rPr>
+              <w:t>71</w:t>
+            </w:r>
+          </w:p>
+        </w:tc>
+      </w:tr>
+      <w:tr>
+        <w:trPr>
+          <w:trHeight w:val="20"/>
+        </w:trPr>
+        <w:tc>
+          <w:tcPr>
+            <w:tcW w:w="1428" w:type="pct"/>
+            <w:shd w:val="clear" w:color="auto" w:fill="A8D08D" w:themeFill="accent6" w:themeFillTint="99"/>
+            <w:vAlign w:val="bottom"/>
+          </w:tcPr>
+          <w:p>
+            <w:pPr>
+              <w:spacing w:after="0" w:line="276" w:lineRule="auto"/>
+              <w:rPr>
+                <w:rFonts w:cs="Times New Roman"/>
+              </w:rPr>
+            </w:pPr>
+            <w:r>
+              <w:rPr>
+                <w:rFonts w:cs="Times New Roman"/>
+                <w:color w:val="000000"/>
+              </w:rPr>
+              <w:t>CLASSIFICAÇÃO</w:t>
+            </w:r>
+          </w:p>
+        </w:tc>
+        <w:tc>
+          <w:tcPr>
+            <w:tcW w:w="3572" w:type="pct"/>
+            <w:vAlign w:val="bottom"/>
+          </w:tcPr>
+          <w:p>
+            <w:pPr>
+              <w:keepNext/>
+              <w:spacing w:after="0" w:line="276" w:lineRule="auto"/>
+              <w:rPr>
+                <w:rFonts w:cs="Times New Roman"/>
+              </w:rPr>
+            </w:pPr>
+            <w:r>
+              <w:rPr>
+                <w:rFonts w:ascii="Calibri" w:hAnsi="Calibri" w:cs="Calibri"/>
+                <w:color w:val="000000"/>
+                <w:sz w:val="22"/>
+              </w:rPr>
+              <w:t>SINTOMATOLOGIA DEPRESSIVA LEVE</w:t>
+            </w:r>
+          </w:p>
+        </w:tc>
+      </w:tr>
+    </w:tbl>
+    <w:bookmarkEnd w:id="4"/>
+    <w:p>
+      <w:pPr>
+        <w:pStyle w:val="Legenda"/>
+      </w:pPr>
+      <w:r>
+        <w:t xml:space="preserve">Tabela </w:t>
+      </w:r>
+      <w:r>
         <w:fldChar w:fldCharType="begin"/>
       </w:r>
       <w:r>
-        <w:rPr>
-          <w:color w:val="auto"/>
-        </w:rPr>
-        <w:instrText xml:space="preserve"> SEQ Gráfico \* ARABIC </w:instrText>
-      </w:r>
-      <w:r>
-        <w:rPr>
-          <w:color w:val="auto"/>
-        </w:rPr>
+        <w:instrText xml:space="preserve"> SEQ Tabela \* ARABIC </w:instrText>
+      </w:r>
+      <w:r>
         <w:fldChar w:fldCharType="separate"/>
       </w:r>
       <w:r>
         <w:rPr>
           <w:noProof/>
-          <w:color w:val="auto"/>
-        </w:rPr>
-        <w:t>8</w:t>
+        </w:rPr>
+        <w:t>10</w:t>
       </w:r>
       <w:r>
         <w:rPr>
           <w:noProof/>
-          <w:color w:val="auto"/>
         </w:rPr>
         <w:fldChar w:fldCharType="end"/>
       </w:r>
       <w:r>
-        <w:rPr>
-          <w:color w:val="auto"/>
-        </w:rPr>
-        <w:t xml:space="preserve"> EPQ-J Resultados dos percentis</w:t>
+        <w:t xml:space="preserve"> </w:t>
+      </w:r>
+      <w:r>
+        <w:t>EBADEP-A</w:t>
+      </w:r>
+      <w:r>
+        <w:t xml:space="preserve"> - Resultado da sintomatologia</w:t>
       </w:r>
     </w:p>
     <w:p>
       <w:pPr>
+        <w:spacing w:after="0"/>
+      </w:pPr>
+      <w:r>
+        <w:rPr>
+          <w:b/>
+          <w:bCs/>
+        </w:rPr>
+        <w:t>Interpretação</w:t>
+      </w:r>
+      <w:r>
+        <w:t xml:space="preserve">: </w:t>
+      </w:r>
+      <w:r>
+        <w:t xml:space="preserve">Os resultados obtidos por Marcos Henrique na </w:t>
+      </w:r>
+      <w:r>
+        <w:rPr>
+          <w:b/>
+          <w:bCs/>
+        </w:rPr>
+        <w:t>EBADEP-A</w:t>
+      </w:r>
+      <w:r>
+        <w:t xml:space="preserve"> indicam presença de sintomatologia depressiva leve, conforme escore total de 59, correspondente ao percentil 71. O instrumento avalia sintomas afetivos, cognitivos, motivacionais e somáticos associados ao humor depressivo, permitindo compreender o impacto desses indicadores no funcionamento global.</w:t>
+      </w:r>
+    </w:p>
+    <w:p>
+      <w:pPr>
+        <w:spacing w:after="0"/>
+        <w:ind w:firstLine="851"/>
+      </w:pPr>
+      <w:r>
+        <w:t>O padrão de respostas sugere presença de sinais leves de humor rebaixado, possível redução de energia, desmotivação pontual, autocrítica e maior tendência a avaliações negativas em determinadas situações. Embora a intensidade seja leve, tais manifestações podem interferir na disposição emocional, na iniciativa e na persistência em tarefas que exigem esforço contínuo.</w:t>
+      </w:r>
+    </w:p>
+    <w:p>
+      <w:r>
+        <w:t xml:space="preserve">Em análise clínica, os resultados da </w:t>
+      </w:r>
+      <w:r>
+        <w:rPr>
+          <w:b/>
+          <w:bCs/>
+        </w:rPr>
+        <w:t>EBADEP-A</w:t>
+      </w:r>
+      <w:r>
+        <w:t xml:space="preserve"> apontam para sintomatologia depressiva leve, sem indicativo isolado de comprometimento depressivo grave. Há hipótese diagnóstica de episódio depressivo leve, devendo essa hipótese ser analisada de forma integrada aos demais achados da avaliação neuropsicológica, ao perfil de personalidade e aos dados da anamnese</w:t>
+      </w:r>
+      <w:r>
+        <w:t>.</w:t>
+      </w:r>
+    </w:p>
+    <w:p>
+      <w:pPr>
         <w:pStyle w:val="Ttulo1"/>
+      </w:pPr>
+      <w:r>
+        <w:t>bfp bateria fatorial de personalidade</w:t>
+      </w:r>
+    </w:p>
+    <w:p>
+      <w:r>
+        <w:t xml:space="preserve">O </w:t>
+      </w:r>
+      <w:r>
+        <w:rPr>
+          <w:rStyle w:val="Forte"/>
+        </w:rPr>
+        <w:t>Inventário dos Cinco Grandes Fatores de Personalidade – Bateria Fatorial de Personalidade (BFP)</w:t>
+      </w:r>
+      <w:r>
+        <w:t xml:space="preserve"> é um instrumento padronizado e validado no contexto brasileiro, destinado à avaliação da personalidade com base no modelo dos </w:t>
+      </w:r>
+      <w:r>
+        <w:rPr>
+          <w:rStyle w:val="Forte"/>
+        </w:rPr>
+        <w:t>Cinco Grandes Fatores (Big Five)</w:t>
+      </w:r>
+      <w:r>
+        <w:t xml:space="preserve">. Ele contempla dimensões centrais do funcionamento psicológico, como extroversão, socialização (agradabilidade), realização (conscienciosidade), neuroticismo e abertura a experiências. Esses </w:t>
+      </w:r>
+      <w:r>
+        <w:lastRenderedPageBreak/>
+        <w:t xml:space="preserve">domínios estão relacionados à integração entre aspectos cognitivos, emocionais e comportamentais, refletindo padrões estáveis de resposta em diferentes contextos da vida. Do ponto de vista neurobiológico, envolvem a atividade coordenada entre sistemas </w:t>
+      </w:r>
+      <w:proofErr w:type="spellStart"/>
+      <w:r>
+        <w:t>frontolímbicos</w:t>
+      </w:r>
+      <w:proofErr w:type="spellEnd"/>
+      <w:r>
+        <w:t xml:space="preserve">, responsáveis pela autorregulação emocional e motivacional, e circuitos corticais associados à tomada de decisão, flexibilidade cognitiva e interação social (Costa &amp; </w:t>
+      </w:r>
+      <w:proofErr w:type="spellStart"/>
+      <w:r>
+        <w:t>McCrae</w:t>
+      </w:r>
+      <w:proofErr w:type="spellEnd"/>
+      <w:r>
+        <w:t xml:space="preserve">, 1992; Nunes &amp; Hutz, 2007; </w:t>
+      </w:r>
+      <w:proofErr w:type="spellStart"/>
+      <w:r>
+        <w:t>McCrae</w:t>
+      </w:r>
+      <w:proofErr w:type="spellEnd"/>
+      <w:r>
+        <w:t xml:space="preserve"> &amp; John, 1992).</w:t>
+      </w:r>
+    </w:p>
+    <w:p>
+      <w:r>
+        <w:rPr>
+          <w:noProof/>
+        </w:rPr>
+        <w:drawing>
+          <wp:inline distT="0" distB="0" distL="0" distR="0" wp14:anchorId="2326A9D5" wp14:editId="1D4E13BE">
+            <wp:extent cx="6120130" cy="2568272"/>
+            <wp:effectExtent l="0" t="0" r="0" b="3810"/>
+            <wp:docPr id="1619012317" name="Imagem 1"/>
+            <wp:cNvGraphicFramePr>
+              <a:graphicFrameLocks xmlns:a="http://schemas.openxmlformats.org/drawingml/2006/main" noChangeAspect="1"/>
+            </wp:cNvGraphicFramePr>
+            <a:graphic xmlns:a="http://schemas.openxmlformats.org/drawingml/2006/main">
+              <a:graphicData uri="http://schemas.openxmlformats.org/drawingml/2006/picture">
+                <pic:pic xmlns:pic="http://schemas.openxmlformats.org/drawingml/2006/picture">
+                  <pic:nvPicPr>
+                    <pic:cNvPr id="1619012317" name=""/>
+                    <pic:cNvPicPr/>
+                  </pic:nvPicPr>
+                  <pic:blipFill>
+                    <a:blip r:embed="rId19"/>
+                    <a:stretch>
+                      <a:fillRect/>
+                    </a:stretch>
+                  </pic:blipFill>
+                  <pic:spPr>
+                    <a:xfrm>
+                      <a:off x="0" y="0"/>
+                      <a:ext cx="6125793" cy="2570648"/>
+                    </a:xfrm>
+                    <a:prstGeom prst="rect">
+                      <a:avLst/>
+                    </a:prstGeom>
+                  </pic:spPr>
+                </pic:pic>
+              </a:graphicData>
+            </a:graphic>
+          </wp:inline>
+        </w:drawing>
+      </w:r>
+    </w:p>
+    <w:p>
+      <w:pPr>
+        <w:spacing w:after="0" w:line="276" w:lineRule="auto"/>
+      </w:pPr>
+      <w:r>
+        <w:rPr>
+          <w:noProof/>
+        </w:rPr>
+        <w:drawing>
+          <wp:inline distT="0" distB="0" distL="0" distR="0" wp14:anchorId="57581ED0" wp14:editId="6AA2F3A4">
+            <wp:extent cx="6120130" cy="1515745"/>
+            <wp:effectExtent l="0" t="0" r="0" b="8255"/>
+            <wp:docPr id="627572924" name="Imagem 1"/>
+            <wp:cNvGraphicFramePr>
+              <a:graphicFrameLocks xmlns:a="http://schemas.openxmlformats.org/drawingml/2006/main" noChangeAspect="1"/>
+            </wp:cNvGraphicFramePr>
+            <a:graphic xmlns:a="http://schemas.openxmlformats.org/drawingml/2006/main">
+              <a:graphicData uri="http://schemas.openxmlformats.org/drawingml/2006/picture">
+                <pic:pic xmlns:pic="http://schemas.openxmlformats.org/drawingml/2006/picture">
+                  <pic:nvPicPr>
+                    <pic:cNvPr id="627572924" name=""/>
+                    <pic:cNvPicPr/>
+                  </pic:nvPicPr>
+                  <pic:blipFill>
+                    <a:blip r:embed="rId20"/>
+                    <a:stretch>
+                      <a:fillRect/>
+                    </a:stretch>
+                  </pic:blipFill>
+                  <pic:spPr>
+                    <a:xfrm>
+                      <a:off x="0" y="0"/>
+                      <a:ext cx="6120130" cy="1515745"/>
+                    </a:xfrm>
+                    <a:prstGeom prst="rect">
+                      <a:avLst/>
+                    </a:prstGeom>
+                  </pic:spPr>
+                </pic:pic>
+              </a:graphicData>
+            </a:graphic>
+          </wp:inline>
+        </w:drawing>
+      </w:r>
+    </w:p>
+    <w:p>
+      <w:pPr>
+        <w:pStyle w:val="Legenda"/>
+      </w:pPr>
+      <w:r>
+        <w:t xml:space="preserve">Gráfico </w:t>
+      </w:r>
+      <w:r>
+        <w:fldChar w:fldCharType="begin"/>
+      </w:r>
+      <w:r>
+        <w:instrText xml:space="preserve"> SEQ Gráfico \* ARABIC </w:instrText>
+      </w:r>
+      <w:r>
+        <w:fldChar w:fldCharType="separate"/>
+      </w:r>
+      <w:r>
+        <w:rPr>
+          <w:noProof/>
+        </w:rPr>
+        <w:t>8</w:t>
+      </w:r>
+      <w:r>
+        <w:rPr>
+          <w:noProof/>
+        </w:rPr>
+        <w:fldChar w:fldCharType="end"/>
+      </w:r>
+      <w:r>
+        <w:t xml:space="preserve"> R</w:t>
+      </w:r>
+      <w:r>
+        <w:t xml:space="preserve">esultado da personalidade </w:t>
+      </w:r>
+    </w:p>
+    <w:p>
+      <w:pPr>
+        <w:pStyle w:val="NormalWeb"/>
+        <w:spacing w:after="0"/>
+      </w:pPr>
+      <w:r>
+        <w:rPr>
+          <w:b/>
+          <w:bCs/>
+        </w:rPr>
+        <w:t>Interpretação</w:t>
+      </w:r>
+      <w:r>
+        <w:t xml:space="preserve">: </w:t>
+      </w:r>
+      <w:r>
+        <w:t xml:space="preserve">O </w:t>
+      </w:r>
+      <w:r>
+        <w:rPr>
+          <w:b/>
+          <w:bCs/>
+        </w:rPr>
+        <w:t>Inventário dos Cinco Grandes Fatores de Personalidade (BFP)</w:t>
+      </w:r>
+      <w:r>
+        <w:t xml:space="preserve"> tem como objetivo avaliar os principais traços da personalidade humana segundo o modelo dos </w:t>
+      </w:r>
+      <w:r>
+        <w:rPr>
+          <w:b/>
+          <w:bCs/>
+        </w:rPr>
+        <w:t>Cinco Fatores (Big Five)</w:t>
+      </w:r>
+      <w:r>
+        <w:t xml:space="preserve">: </w:t>
+      </w:r>
+      <w:r>
+        <w:rPr>
+          <w:b/>
+          <w:bCs/>
+        </w:rPr>
+        <w:t>Neuroticismo, Extroversão, Socialização, Realização e Abertura à Experiência</w:t>
+      </w:r>
+      <w:r>
+        <w:t xml:space="preserve"> (Nunes, Hutz &amp; Nunes, 2010).</w:t>
+      </w:r>
+    </w:p>
+    <w:p>
+      <w:pPr>
+        <w:pStyle w:val="NormalWeb"/>
+        <w:spacing w:after="0"/>
+        <w:rPr>
+          <w:b/>
+          <w:bCs/>
+        </w:rPr>
+      </w:pPr>
+      <w:r>
+        <w:rPr>
+          <w:b/>
+          <w:bCs/>
+        </w:rPr>
+        <w:t>Fator 1 – Neuroticismo</w:t>
+      </w:r>
+    </w:p>
+    <w:p>
+      <w:pPr>
+        <w:pStyle w:val="NormalWeb"/>
+        <w:spacing w:after="0"/>
+        <w:ind w:firstLine="567"/>
+      </w:pPr>
+      <w:r>
+        <w:t xml:space="preserve">O fator </w:t>
+      </w:r>
+      <w:r>
+        <w:rPr>
+          <w:b/>
+          <w:bCs/>
+        </w:rPr>
+        <w:t>Neuroticismo</w:t>
+      </w:r>
+      <w:r>
+        <w:t xml:space="preserve"> apresentou classificação alta, indicando acentuada instabilidade emocional e maior vulnerabilidade ao estresse. O paciente demonstra tendência a experimentar oscilações de humor, irritabilidade, preocupação excessiva e sensibilidade aumentada a situações frustrantes. As facetas Instabilidade Emocional e Passividade/Falta de Energia reforçam um padrão </w:t>
+      </w:r>
+      <w:r>
+        <w:lastRenderedPageBreak/>
+        <w:t>de reatividade afetiva intensa, com propensão ao cansaço mental e dificuldade em manter estabilidade emocional diante de demandas cotidianas.</w:t>
+      </w:r>
+    </w:p>
+    <w:p>
+      <w:pPr>
+        <w:pStyle w:val="NormalWeb"/>
+        <w:spacing w:after="0"/>
+        <w:rPr>
+          <w:b/>
+          <w:bCs/>
+        </w:rPr>
+      </w:pPr>
+      <w:r>
+        <w:rPr>
+          <w:b/>
+          <w:bCs/>
+        </w:rPr>
+        <w:t>Fator 2 – Extroversão</w:t>
+      </w:r>
+    </w:p>
+    <w:p>
+      <w:pPr>
+        <w:pStyle w:val="NormalWeb"/>
+        <w:spacing w:after="0"/>
+        <w:ind w:firstLine="567"/>
+      </w:pPr>
+      <w:r>
+        <w:t>A dimensão Extroversão apresentou classificação muito baixa, refletindo um perfil reservado, com menor iniciativa social e preferência por ambientes de baixa estimulação. Observa-se reduzida assertividade, pouca espontaneidade em interações sociais e menor energia para atividades grupais. As facetas Altivez, Dinamismo e Interações Sociais indicam tendência ao retraimento, com engajamento social limitado e possível desconforto em situações que exigem exposição interpessoal.</w:t>
+      </w:r>
+    </w:p>
+    <w:p>
+      <w:pPr>
+        <w:pStyle w:val="NormalWeb"/>
+        <w:spacing w:after="0"/>
+        <w:rPr>
+          <w:b/>
+          <w:bCs/>
+        </w:rPr>
+      </w:pPr>
+      <w:r>
+        <w:rPr>
+          <w:b/>
+          <w:bCs/>
+        </w:rPr>
+        <w:t>Fator 3 – Socialização</w:t>
+      </w:r>
+    </w:p>
+    <w:p>
+      <w:pPr>
+        <w:pStyle w:val="NormalWeb"/>
+        <w:spacing w:after="0"/>
+        <w:ind w:firstLine="567"/>
+      </w:pPr>
+      <w:r>
+        <w:t>O fator Socialização apresentou classificação baixa, sugerindo menor orientação para comportamentos pró-sociais e maior cautela em relações interpessoais. As facetas Pró-Sociabilidade e Amabilidade indicam reduzida iniciativa em ajudar ou cooperar, enquanto Confiança nas Pessoas, mais elevada que as demais, aponta para abertura seletiva em vínculos já estabelecidos. O conjunto sugere relações sociais restritas, com envolvimento prudente e menor aproximação espontânea.</w:t>
+      </w:r>
+    </w:p>
+    <w:p>
+      <w:pPr>
+        <w:pStyle w:val="NormalWeb"/>
+        <w:spacing w:after="0"/>
+        <w:rPr>
+          <w:b/>
+          <w:bCs/>
+        </w:rPr>
+      </w:pPr>
+      <w:r>
+        <w:rPr>
+          <w:b/>
+          <w:bCs/>
+        </w:rPr>
+        <w:t>Fator 4 – Realização</w:t>
+      </w:r>
+    </w:p>
+    <w:p>
+      <w:pPr>
+        <w:pStyle w:val="NormalWeb"/>
+        <w:spacing w:after="0"/>
+        <w:ind w:firstLine="567"/>
+      </w:pPr>
+      <w:r>
+        <w:t>A dimensão Realização apresentou classificação muito baixa, indicando dificuldades importantes em planejamento, organização, persistência e manutenção de metas. As facetas Competência, Ponderação/Prudência e Empenho/Comprometimento mostram baixa motivação, dificuldade em manter foco, insegurança diante de desafios e oscilação no engajamento em tarefas prolongadas. Esse perfil sugere vulnerabilidade na autorregulação cognitiva e motivacional, podendo impactar o desempenho acadêmico, profissional e cotidiano.</w:t>
+      </w:r>
+    </w:p>
+    <w:p>
+      <w:pPr>
+        <w:pStyle w:val="NormalWeb"/>
+        <w:spacing w:after="0"/>
+        <w:rPr>
+          <w:b/>
+          <w:bCs/>
+        </w:rPr>
+      </w:pPr>
+      <w:r>
+        <w:rPr>
+          <w:b/>
+          <w:bCs/>
+        </w:rPr>
+        <w:t>Fator 5 – Abertura à Experiência</w:t>
+      </w:r>
+    </w:p>
+    <w:p>
+      <w:pPr>
+        <w:pStyle w:val="NormalWeb"/>
+        <w:spacing w:after="0"/>
+        <w:ind w:firstLine="567"/>
+      </w:pPr>
+      <w:r>
+        <w:t>O fator Abertura à Experiência apresentou classificação muito baixa, caracterizando preferência por rotinas, menor flexibilidade cognitiva e reduzida curiosidade intelectual. Observa-se pouca inclinação para explorar novas ideias ou vivências e tendência a manter padrões já conhecidos. A faceta Busca por Novidades, mais preservada que as demais, sugere abertura moderada apenas quando as experiências se apresentam em contextos estruturados e previsíveis.</w:t>
+      </w:r>
+    </w:p>
+    <w:p>
+      <w:pPr>
+        <w:pStyle w:val="NormalWeb"/>
+        <w:spacing w:after="0"/>
+        <w:rPr>
+          <w:b/>
+          <w:bCs/>
+        </w:rPr>
+      </w:pPr>
+      <w:r>
+        <w:rPr>
+          <w:b/>
+          <w:bCs/>
+        </w:rPr>
+        <w:t>Interpretação Integrada</w:t>
+      </w:r>
+    </w:p>
+    <w:p>
+      <w:pPr>
+        <w:pStyle w:val="NormalWeb"/>
+        <w:spacing w:after="0"/>
+        <w:ind w:firstLine="567"/>
+      </w:pPr>
+      <w:r>
+        <w:t xml:space="preserve">O perfil de personalidade avaliado revela alta sensibilidade emocional, marcada por instabilidade afetiva e maior reatividade a estressores, associada a baixa extroversão, baixa socialização e baixos índices de realização. Esses fatores combinados indicam tendência a </w:t>
+      </w:r>
+      <w:r>
+        <w:lastRenderedPageBreak/>
+        <w:t>retraimento social, menor assertividade, dificuldade em manter motivação e desafios na organização de metas e atividades. A baixa abertura à experiência complementa esse padrão, sugerindo rigidez cognitiva e resistência a mudanças.</w:t>
+      </w:r>
+    </w:p>
+    <w:p>
+      <w:pPr>
         <w:rPr>
           <w:lang w:eastAsia="pt-BR"/>
         </w:rPr>
       </w:pPr>
       <w:r>
+        <w:t>O conjunto dos resultados indica um funcionamento emocional vulnerável, com impacto na autorregulação cognitiva, social e motivacional. Esse perfil é compatível com padrões observados em quadros que envolvem dificuldades de atenção, flexibilidade cognitiva e autorregulação, sendo coerente com achados de outros instrumentos da avaliação neuropsicológica.</w:t>
+      </w:r>
+    </w:p>
+    <w:p>
+      <w:pPr>
+        <w:pStyle w:val="Ttulo1"/>
         <w:rPr>
           <w:lang w:eastAsia="pt-BR"/>
         </w:rPr>
-        <w:lastRenderedPageBreak/>
+      </w:pPr>
+      <w:r>
+        <w:rPr>
+          <w:lang w:eastAsia="pt-BR"/>
+        </w:rPr>
         <w:t>SRS-2 Escala de Responsividade Social</w:t>
       </w:r>
     </w:p>
@@ -18626,28 +19369,37 @@
           <w:lang w:eastAsia="pt-BR"/>
           <w14:ligatures w14:val="none"/>
         </w:rPr>
-        <w:t>No fator Percepção Social, a classificação em nível leve sugere alguma dificuldade na identificação de sinais sociais básicos, porém sem comprometimento grave dessa habilidade. Em Cognição Social e Comunicação Social, ambas classificadas em nível moderado, observam-se dificuldades na compreensão de regras sociais implícitas, interpretação de contextos sociais e manutenção de trocas comunicativas eficazes. A Motivação Social, em nível leve, indica menor iniciativa espontânea para interações sociais, enquanto os Padrões Restritos e Repetitivos, também em nível leve, refletem rigidez comportamental discreta e resistência a mudanças, sem configuração de estereotipias ou interesses restritos qualitativamente típicos do espectro autista.</w:t>
-      </w:r>
-    </w:p>
-    <w:p>
-      <w:pPr>
-        <w:pStyle w:val="NormalWeb"/>
-        <w:ind w:firstLine="567"/>
+        <w:t xml:space="preserve">No fator Percepção Social, a classificação em nível leve sugere alguma dificuldade na identificação de sinais sociais básicos, porém sem comprometimento grave dessa habilidade. Em Cognição Social e Comunicação Social, ambas classificadas em nível moderado, observam-se </w:t>
+      </w:r>
+      <w:r>
         <w:rPr>
           <w:rFonts w:eastAsia="Times New Roman"/>
           <w:kern w:val="0"/>
           <w:lang w:eastAsia="pt-BR"/>
           <w14:ligatures w14:val="none"/>
         </w:rPr>
-      </w:pPr>
-      <w:r>
+        <w:lastRenderedPageBreak/>
+        <w:t>dificuldades na compreensão de regras sociais implícitas, interpretação de contextos sociais e manutenção de trocas comunicativas eficazes. A Motivação Social, em nível leve, indica menor iniciativa espontânea para interações sociais, enquanto os Padrões Restritos e Repetitivos, também em nível leve, refletem rigidez comportamental discreta e resistência a mudanças, sem configuração de estereotipias ou interesses restritos qualitativamente típicos do espectro autista.</w:t>
+      </w:r>
+    </w:p>
+    <w:p>
+      <w:pPr>
+        <w:pStyle w:val="NormalWeb"/>
+        <w:ind w:firstLine="567"/>
         <w:rPr>
           <w:rFonts w:eastAsia="Times New Roman"/>
           <w:kern w:val="0"/>
           <w:lang w:eastAsia="pt-BR"/>
           <w14:ligatures w14:val="none"/>
         </w:rPr>
-        <w:lastRenderedPageBreak/>
+      </w:pPr>
+      <w:r>
+        <w:rPr>
+          <w:rFonts w:eastAsia="Times New Roman"/>
+          <w:kern w:val="0"/>
+          <w:lang w:eastAsia="pt-BR"/>
+          <w14:ligatures w14:val="none"/>
+        </w:rPr>
         <w:t>O índice composto de Comunicação e Interação Social, classificado como nível moderado, evidencia que as dificuldades sociais observadas ocorrem de forma integrada, porém com forte dependência do nível de funcionamento cognitivo global e das limitações adaptativas associadas.</w:t>
       </w:r>
     </w:p>
@@ -18821,7 +19573,17 @@
           <w:lang w:eastAsia="pt-BR"/>
           <w14:ligatures w14:val="none"/>
         </w:rPr>
-        <w:t>Dessa forma, não há elementos suficientes para sustentar hipótese diagnóstica de Transtorno do Espectro Autista. Os achados são mais bem explicados por hipótese diagnóstica de Deficiência Intelectual, associada a condição neurológica (epilepsia) e hipóteses diagnósticas de transtornos de ansiedade, que impactam a adaptação social, emocional e acadêmica.</w:t>
+        <w:t xml:space="preserve">Dessa forma, não há elementos suficientes para sustentar hipótese diagnóstica de Transtorno do Espectro Autista. Os achados são mais bem explicados por hipótese diagnóstica de Deficiência </w:t>
+      </w:r>
+      <w:r>
+        <w:rPr>
+          <w:rFonts w:eastAsia="Times New Roman"/>
+          <w:kern w:val="0"/>
+          <w:lang w:eastAsia="pt-BR"/>
+          <w14:ligatures w14:val="none"/>
+        </w:rPr>
+        <w:lastRenderedPageBreak/>
+        <w:t>Intelectual, associada a condição neurológica (epilepsia) e hipóteses diagnósticas de transtornos de ansiedade, que impactam a adaptação social, emocional e acadêmica.</w:t>
       </w:r>
     </w:p>
     <w:p>
@@ -18833,7 +19595,6 @@
         <w:rPr>
           <w:noProof/>
         </w:rPr>
-        <w:lastRenderedPageBreak/>
         <w:drawing>
           <wp:inline distT="0" distB="0" distL="0" distR="0" wp14:anchorId="2571AAB3" wp14:editId="51F561BF">
             <wp:extent cx="5560950" cy="2556000"/>
@@ -18848,7 +19609,7 @@
             <wp:cNvGraphicFramePr/>
             <a:graphic xmlns:a="http://schemas.openxmlformats.org/drawingml/2006/main">
               <a:graphicData uri="http://schemas.openxmlformats.org/drawingml/2006/chart">
-                <c:chart xmlns:c="http://schemas.openxmlformats.org/drawingml/2006/chart" xmlns:r="http://schemas.openxmlformats.org/officeDocument/2006/relationships" r:id="rId19"/>
+                <c:chart xmlns:c="http://schemas.openxmlformats.org/drawingml/2006/chart" xmlns:r="http://schemas.openxmlformats.org/officeDocument/2006/relationships" r:id="rId21"/>
               </a:graphicData>
             </a:graphic>
           </wp:inline>
@@ -18972,14 +19733,18 @@
           <w:b/>
           <w:bCs/>
         </w:rPr>
-        <w:t xml:space="preserve">Teste dos Cinco Dígitos </w:t>
-      </w:r>
-      <w:r>
-        <w:t xml:space="preserve">(FDT), observaram-se déficits acentuados tanto nos processos automáticos quanto nos processos controlados, com lentificação cognitiva importante, falhas no controle inibitório, </w:t>
-      </w:r>
-      <w:r>
+        <w:t xml:space="preserve">Teste dos </w:t>
+      </w:r>
+      <w:r>
+        <w:rPr>
+          <w:b/>
+          <w:bCs/>
+        </w:rPr>
         <w:lastRenderedPageBreak/>
-        <w:t>dificuldade severa de alternância e flexibilidade cognitiva, além de elevado índice de erros, indicando comprometimento significativo da autorregulação executiva.</w:t>
+        <w:t xml:space="preserve">Cinco Dígitos </w:t>
+      </w:r>
+      <w:r>
+        <w:t>(FDT), observaram-se déficits acentuados tanto nos processos automáticos quanto nos processos controlados, com lentificação cognitiva importante, falhas no controle inibitório, dificuldade severa de alternância e flexibilidade cognitiva, além de elevado índice de erros, indicando comprometimento significativo da autorregulação executiva.</w:t>
       </w:r>
     </w:p>
     <w:p>
@@ -19065,7 +19830,11 @@
         <w:t>SCARED</w:t>
       </w:r>
       <w:r>
-        <w:t xml:space="preserve"> revelou sintomas ansiosos clinicamente significativos, com destaque para pânico/sintomas somáticos, ansiedade de separação, fobia social e evitação escolar, com impacto funcional relevante no bem-estar emocional, na socialização e na frequência escolar. Esses sintomas são corroborados pelo EPQ-J, que indicou neuroticismo elevado, baixa extroversão e rigidez comportamental, compondo um perfil emocional marcado por instabilidade, retraimento social e vulnerabilidade ao estresse.</w:t>
+        <w:t xml:space="preserve"> revelou sintomas ansiosos clinicamente significativos, com destaque para pânico/sintomas somáticos, ansiedade de separação, fobia social e evitação escolar, com impacto funcional relevante no bem-estar emocional, na socialização e na frequência escolar. Esses sintomas são corroborados pelo EPQ-J, que indicou neuroticismo elevado, baixa extroversão e </w:t>
+      </w:r>
+      <w:r>
+        <w:lastRenderedPageBreak/>
+        <w:t>rigidez comportamental, compondo um perfil emocional marcado por instabilidade, retraimento social e vulnerabilidade ao estresse.</w:t>
       </w:r>
     </w:p>
     <w:p>
@@ -19073,7 +19842,6 @@
         <w:ind w:firstLine="567"/>
       </w:pPr>
       <w:r>
-        <w:lastRenderedPageBreak/>
         <w:t xml:space="preserve">Na </w:t>
       </w:r>
       <w:r>
@@ -19205,7 +19973,15 @@
           <w:bCs/>
           <w:lang w:eastAsia="pt-BR"/>
         </w:rPr>
-        <w:t>Encaminhamento para acompanhamento psicológico, com foco em intervenção cognitivo-comportamental ou abordagem adaptada ao nível intelectual, visando manejo da ansiedade, regulação emocional, tolerância à frustração e fortalecimento de habilidades sociais funcionais.</w:t>
+        <w:t xml:space="preserve">Encaminhamento para acompanhamento psicológico, com foco em intervenção cognitivo-comportamental ou abordagem adaptada ao nível intelectual, visando manejo da ansiedade, regulação emocional, tolerância à frustração e fortalecimento de habilidades sociais </w:t>
+      </w:r>
+      <w:r>
+        <w:rPr>
+          <w:bCs/>
+          <w:lang w:eastAsia="pt-BR"/>
+        </w:rPr>
+        <w:lastRenderedPageBreak/>
+        <w:t>funcionais.</w:t>
       </w:r>
     </w:p>
     <w:p>
@@ -19226,15 +20002,7 @@
           <w:bCs/>
           <w:lang w:eastAsia="pt-BR"/>
         </w:rPr>
-        <w:t xml:space="preserve">Acompanhamento psicopedagógico especializado, direcionado às dificuldades acadêmicas </w:t>
-      </w:r>
-      <w:r>
-        <w:rPr>
-          <w:bCs/>
-          <w:lang w:eastAsia="pt-BR"/>
-        </w:rPr>
-        <w:lastRenderedPageBreak/>
-        <w:t>persistentes, especialmente em matemática, raciocínio lógico e organização do estudo, com adaptação de estratégias ao funcionamento cognitivo global e ao ritmo de aprendizagem de Maria Clara.</w:t>
+        <w:t>Acompanhamento psicopedagógico especializado, direcionado às dificuldades acadêmicas persistentes, especialmente em matemática, raciocínio lógico e organização do estudo, com adaptação de estratégias ao funcionamento cognitivo global e ao ritmo de aprendizagem de Maria Clara.</w:t>
       </w:r>
     </w:p>
     <w:p>
@@ -19409,11 +20177,8 @@
         <w:ind w:firstLine="567"/>
       </w:pPr>
       <w:r>
-        <w:t xml:space="preserve">É importante que o documento seja lido na íntegra, e não apenas a conclusão, para que se compreenda plenamente o raciocínio clínico utilizado ao longo de todo o processo avaliativo. </w:t>
-      </w:r>
-      <w:r>
         <w:lastRenderedPageBreak/>
-        <w:t xml:space="preserve">Ressalta-se que o uso das informações contidas na Avaliação Neuropsicológica deve seguir princípios éticos, preservando e protegendo a integridade socioemocional </w:t>
+        <w:t xml:space="preserve">É importante que o documento seja lido na íntegra, e não apenas a conclusão, para que se compreenda plenamente o raciocínio clínico utilizado ao longo de todo o processo avaliativo. Ressalta-se que o uso das informações contidas na Avaliação Neuropsicológica deve seguir princípios éticos, preservando e protegendo a integridade socioemocional </w:t>
       </w:r>
       <w:r>
         <w:rPr>
@@ -19719,12 +20484,9 @@
           <w:lang w:eastAsia="pt-BR"/>
           <w14:ligatures w14:val="none"/>
         </w:rPr>
-        <w:t>CONSELHO FEDERAL DE PSICOLOGIA (CFP). Resolução do CRP nº 6, de 29 de março de 2019, e nº 31, de 2022. Institui o Manual de Elaboração de Documentos Escritos produzidos pelo psicólogo, decorrentes de avaliação psicológica; regras do registro documental elaborado pela(o) psicóloga(o), decorrentes da prestação de serviços psicológicos, diretrizes para a Avaliação Psicológica, o uso de métodos, técnicas e instrumentos reconhecidos cientificamente para uso na prática profissional, assim como o uso de procedimentos e recursos auxiliares. Brasília: CFP, 2019.</w:t>
-      </w:r>
-    </w:p>
-    <w:p>
-      <w:pPr>
-        <w:spacing w:before="100" w:beforeAutospacing="1" w:after="100" w:afterAutospacing="1" w:line="276" w:lineRule="auto"/>
+        <w:t xml:space="preserve">CONSELHO FEDERAL DE PSICOLOGIA (CFP). Resolução do CRP nº 6, de 29 de março de 2019, e nº 31, de 2022. Institui o Manual de Elaboração de Documentos Escritos produzidos pelo psicólogo, decorrentes de avaliação psicológica; regras do registro documental elaborado pela(o) psicóloga(o), decorrentes da prestação de serviços psicológicos, diretrizes para a Avaliação </w:t>
+      </w:r>
+      <w:r>
         <w:rPr>
           <w:rFonts w:eastAsia="Times New Roman" w:cs="Times New Roman"/>
           <w:kern w:val="0"/>
@@ -19732,8 +20494,13 @@
           <w:lang w:eastAsia="pt-BR"/>
           <w14:ligatures w14:val="none"/>
         </w:rPr>
-      </w:pPr>
-      <w:r>
+        <w:lastRenderedPageBreak/>
+        <w:t>Psicológica, o uso de métodos, técnicas e instrumentos reconhecidos cientificamente para uso na prática profissional, assim como o uso de procedimentos e recursos auxiliares. Brasília: CFP, 2019.</w:t>
+      </w:r>
+    </w:p>
+    <w:p>
+      <w:pPr>
+        <w:spacing w:before="100" w:beforeAutospacing="1" w:after="100" w:afterAutospacing="1" w:line="276" w:lineRule="auto"/>
         <w:rPr>
           <w:rFonts w:eastAsia="Times New Roman" w:cs="Times New Roman"/>
           <w:kern w:val="0"/>
@@ -19741,7 +20508,15 @@
           <w:lang w:eastAsia="pt-BR"/>
           <w14:ligatures w14:val="none"/>
         </w:rPr>
-        <w:lastRenderedPageBreak/>
+      </w:pPr>
+      <w:r>
+        <w:rPr>
+          <w:rFonts w:eastAsia="Times New Roman" w:cs="Times New Roman"/>
+          <w:kern w:val="0"/>
+          <w:szCs w:val="24"/>
+          <w:lang w:eastAsia="pt-BR"/>
+          <w14:ligatures w14:val="none"/>
+        </w:rPr>
         <w:t xml:space="preserve">WECHSLER, D. </w:t>
       </w:r>
       <w:r>
@@ -20194,8 +20969,8 @@
       </w:r>
     </w:p>
     <w:sectPr>
-      <w:headerReference w:type="default" r:id="rId20"/>
-      <w:footerReference w:type="default" r:id="rId21"/>
+      <w:headerReference w:type="default" r:id="rId22"/>
+      <w:footerReference w:type="default" r:id="rId23"/>
       <w:pgSz w:w="11906" w:h="16838"/>
       <w:pgMar w:top="1701" w:right="1134" w:bottom="1304" w:left="1418" w:header="0" w:footer="340" w:gutter="0"/>
       <w:cols w:space="720"/>
